--- a/IRB/ImmersiveModelingBearRiver-Invitations.docx
+++ b/IRB/ImmersiveModelingBearRiver-Invitations.docx
@@ -368,8 +368,18 @@
           <w:sz w:val="22"/>
           <w:szCs w:val="22"/>
         </w:rPr>
-        <w:t>Share flier</w:t>
-      </w:r>
+        <w:t xml:space="preserve">Share </w:t>
+      </w:r>
+      <w:proofErr w:type="gramStart"/>
+      <w:r>
+        <w:rPr>
+          <w:color w:val="1D1C1D"/>
+          <w:sz w:val="22"/>
+          <w:szCs w:val="22"/>
+        </w:rPr>
+        <w:t>flier</w:t>
+      </w:r>
+      <w:proofErr w:type="gramEnd"/>
       <w:r>
         <w:rPr>
           <w:color w:val="1D1C1D"/>
@@ -580,13 +590,23 @@
           <w:szCs w:val="22"/>
         </w:rPr>
       </w:pPr>
-      <w:r>
-        <w:rPr>
-          <w:color w:val="1D1C1D"/>
-          <w:sz w:val="22"/>
-          <w:szCs w:val="22"/>
-        </w:rPr>
-        <w:t>All of the methods share the same ½ page poster board with full study information so potential collaborators can make an informed decision about whether to join a model session. We provide a copy of this poster board at the end of this document for reference. We also provide a copy of the flier for Methods #2 and #3.</w:t>
+      <w:proofErr w:type="gramStart"/>
+      <w:r>
+        <w:rPr>
+          <w:color w:val="1D1C1D"/>
+          <w:sz w:val="22"/>
+          <w:szCs w:val="22"/>
+        </w:rPr>
+        <w:t>All of</w:t>
+      </w:r>
+      <w:proofErr w:type="gramEnd"/>
+      <w:r>
+        <w:rPr>
+          <w:color w:val="1D1C1D"/>
+          <w:sz w:val="22"/>
+          <w:szCs w:val="22"/>
+        </w:rPr>
+        <w:t xml:space="preserve"> the methods share the same ½ page poster board with full study information so potential collaborators can make an informed decision about whether to join a model session. We provide a copy of this poster board at the end of this document for reference. We also provide a copy of the flier for Methods #2 and #3.</w:t>
       </w:r>
     </w:p>
     <w:p>
@@ -745,16 +765,62 @@
           <w:sz w:val="22"/>
           <w:szCs w:val="22"/>
         </w:rPr>
-        <w:t xml:space="preserve">We invite you to collaborate in an immersive online collaborative model session for </w:t>
-      </w:r>
-      <w:r>
-        <w:rPr>
-          <w:color w:val="1D1C1D"/>
-          <w:sz w:val="22"/>
-          <w:szCs w:val="22"/>
-        </w:rPr>
-        <w:t>[[Describe the model in 1 or a few sentences]]</w:t>
-      </w:r>
+        <w:t xml:space="preserve">We invite you to collaborate </w:t>
+      </w:r>
+      <w:proofErr w:type="gramStart"/>
+      <w:r>
+        <w:rPr>
+          <w:color w:val="1D1C1D"/>
+          <w:sz w:val="22"/>
+          <w:szCs w:val="22"/>
+        </w:rPr>
+        <w:t>in</w:t>
+      </w:r>
+      <w:proofErr w:type="gramEnd"/>
+      <w:r>
+        <w:rPr>
+          <w:color w:val="1D1C1D"/>
+          <w:sz w:val="22"/>
+          <w:szCs w:val="22"/>
+        </w:rPr>
+        <w:t xml:space="preserve"> an immersive online collaborative model session </w:t>
+      </w:r>
+      <w:proofErr w:type="gramStart"/>
+      <w:r>
+        <w:rPr>
+          <w:color w:val="1D1C1D"/>
+          <w:sz w:val="22"/>
+          <w:szCs w:val="22"/>
+        </w:rPr>
+        <w:t xml:space="preserve">for </w:t>
+      </w:r>
+      <w:r>
+        <w:rPr>
+          <w:color w:val="1D1C1D"/>
+          <w:sz w:val="22"/>
+          <w:szCs w:val="22"/>
+        </w:rPr>
+        <w:t>[[</w:t>
+      </w:r>
+      <w:proofErr w:type="gramEnd"/>
+      <w:r>
+        <w:rPr>
+          <w:color w:val="1D1C1D"/>
+          <w:sz w:val="22"/>
+          <w:szCs w:val="22"/>
+        </w:rPr>
+        <w:t xml:space="preserve">Describe the model in 1 or a few </w:t>
+      </w:r>
+      <w:proofErr w:type="gramStart"/>
+      <w:r>
+        <w:rPr>
+          <w:color w:val="1D1C1D"/>
+          <w:sz w:val="22"/>
+          <w:szCs w:val="22"/>
+        </w:rPr>
+        <w:t>sentences]]</w:t>
+      </w:r>
+      <w:proofErr w:type="gramEnd"/>
       <w:r>
         <w:rPr>
           <w:color w:val="1D1C1D"/>
@@ -890,7 +956,25 @@
           <w:sz w:val="22"/>
           <w:szCs w:val="22"/>
         </w:rPr>
-        <w:t xml:space="preserve">We hope you are available for at least one model session. If you have </w:t>
+        <w:t xml:space="preserve">We hope you are available for at least one </w:t>
+      </w:r>
+      <w:proofErr w:type="gramStart"/>
+      <w:r>
+        <w:rPr>
+          <w:color w:val="1D1C1D"/>
+          <w:sz w:val="22"/>
+          <w:szCs w:val="22"/>
+        </w:rPr>
+        <w:t>model</w:t>
+      </w:r>
+      <w:proofErr w:type="gramEnd"/>
+      <w:r>
+        <w:rPr>
+          <w:color w:val="1D1C1D"/>
+          <w:sz w:val="22"/>
+          <w:szCs w:val="22"/>
+        </w:rPr>
+        <w:t xml:space="preserve"> session. If you have </w:t>
       </w:r>
       <w:r>
         <w:rPr>
@@ -995,7 +1079,25 @@
           <w:sz w:val="22"/>
           <w:szCs w:val="22"/>
         </w:rPr>
-        <w:t>We look forward to hear from you.</w:t>
+        <w:t xml:space="preserve">We look forward to </w:t>
+      </w:r>
+      <w:proofErr w:type="gramStart"/>
+      <w:r>
+        <w:rPr>
+          <w:color w:val="1D1C1D"/>
+          <w:sz w:val="22"/>
+          <w:szCs w:val="22"/>
+        </w:rPr>
+        <w:t>hear</w:t>
+      </w:r>
+      <w:proofErr w:type="gramEnd"/>
+      <w:r>
+        <w:rPr>
+          <w:color w:val="1D1C1D"/>
+          <w:sz w:val="22"/>
+          <w:szCs w:val="22"/>
+        </w:rPr>
+        <w:t xml:space="preserve"> from you.</w:t>
       </w:r>
     </w:p>
     <w:p>
@@ -1303,7 +1405,21 @@
         <w:rPr>
           <w:color w:val="000000" w:themeColor="text1"/>
         </w:rPr>
-        <w:t>[Follow up with questions such as “Why are you ...”, "Can you talk more about ....?"]</w:t>
+        <w:t>[Follow up with questions such as “Why are you ...”, "Can you talk more about</w:t>
+      </w:r>
+      <w:proofErr w:type="gramStart"/>
+      <w:r>
+        <w:rPr>
+          <w:color w:val="000000" w:themeColor="text1"/>
+        </w:rPr>
+        <w:t xml:space="preserve"> ....?</w:t>
+      </w:r>
+      <w:proofErr w:type="gramEnd"/>
+      <w:r>
+        <w:rPr>
+          <w:color w:val="000000" w:themeColor="text1"/>
+        </w:rPr>
+        <w:t>"]</w:t>
       </w:r>
     </w:p>
     <w:p>
@@ -1361,7 +1477,15 @@
         <w:t>cross-state water bank for Bear River Basin to explore how to get more water to Great Salt Lake</w:t>
       </w:r>
       <w:r>
-        <w:t xml:space="preserve">. We are wanting to learn about the possibilities and constraints of using this approach. </w:t>
+        <w:t xml:space="preserve">. We </w:t>
+      </w:r>
+      <w:proofErr w:type="gramStart"/>
+      <w:r>
+        <w:t>are wanting</w:t>
+      </w:r>
+      <w:proofErr w:type="gramEnd"/>
+      <w:r>
+        <w:t xml:space="preserve"> to learn about the possibilities and constraints of using this approach. </w:t>
       </w:r>
       <w:r>
         <w:t xml:space="preserve">We are using an immersive modeling method. </w:t>
@@ -1388,7 +1512,16 @@
           <w:sz w:val="22"/>
           <w:szCs w:val="22"/>
         </w:rPr>
-        <w:t>We will ask a few follow-up questions at the end …</w:t>
+        <w:t xml:space="preserve">We will ask a few follow-up questions at the end </w:t>
+      </w:r>
+      <w:proofErr w:type="gramStart"/>
+      <w:r>
+        <w:rPr>
+          <w:color w:val="1D1C1D"/>
+          <w:sz w:val="22"/>
+          <w:szCs w:val="22"/>
+        </w:rPr>
+        <w:t>…</w:t>
       </w:r>
       <w:r>
         <w:t xml:space="preserve"> </w:t>
@@ -1396,6 +1529,7 @@
       <w:r>
         <w:t>]</w:t>
       </w:r>
+      <w:proofErr w:type="gramEnd"/>
     </w:p>
     <w:p>
       <w:pPr>
@@ -1411,7 +1545,15 @@
         <w:jc w:val="both"/>
       </w:pPr>
       <w:r>
-        <w:t>[What] Would you be interested to join a 2-hour model session?</w:t>
+        <w:t xml:space="preserve">[What] Would you be interested </w:t>
+      </w:r>
+      <w:proofErr w:type="gramStart"/>
+      <w:r>
+        <w:t>to join</w:t>
+      </w:r>
+      <w:proofErr w:type="gramEnd"/>
+      <w:r>
+        <w:t xml:space="preserve"> a 2-hour model session?</w:t>
       </w:r>
     </w:p>
     <w:p>
@@ -1484,7 +1626,23 @@
           <w:b/>
           <w:bCs/>
         </w:rPr>
-        <w:t>If Yes].</w:t>
+        <w:t xml:space="preserve">If </w:t>
+      </w:r>
+      <w:proofErr w:type="gramStart"/>
+      <w:r>
+        <w:rPr>
+          <w:b/>
+          <w:bCs/>
+        </w:rPr>
+        <w:t>Yes</w:t>
+      </w:r>
+      <w:proofErr w:type="gramEnd"/>
+      <w:r>
+        <w:rPr>
+          <w:b/>
+          <w:bCs/>
+        </w:rPr>
+        <w:t>].</w:t>
       </w:r>
     </w:p>
     <w:p/>
@@ -1613,12 +1771,21 @@
         </w:rPr>
         <w:t xml:space="preserve"> to people who </w:t>
       </w:r>
-      <w:r>
-        <w:rPr>
-          <w:b/>
-          <w:bCs/>
-        </w:rPr>
-        <w:t xml:space="preserve">said </w:t>
+      <w:proofErr w:type="gramStart"/>
+      <w:r>
+        <w:rPr>
+          <w:b/>
+          <w:bCs/>
+        </w:rPr>
+        <w:t>said</w:t>
+      </w:r>
+      <w:proofErr w:type="gramEnd"/>
+      <w:r>
+        <w:rPr>
+          <w:b/>
+          <w:bCs/>
+        </w:rPr>
+        <w:t xml:space="preserve"> </w:t>
       </w:r>
       <w:r>
         <w:rPr>
@@ -1648,12 +1815,21 @@
         </w:rPr>
         <w:t xml:space="preserve"> and </w:t>
       </w:r>
-      <w:r>
-        <w:rPr>
-          <w:b/>
-          <w:bCs/>
-        </w:rPr>
-        <w:t xml:space="preserve">scheduled </w:t>
+      <w:proofErr w:type="gramStart"/>
+      <w:r>
+        <w:rPr>
+          <w:b/>
+          <w:bCs/>
+        </w:rPr>
+        <w:t>scheduled</w:t>
+      </w:r>
+      <w:proofErr w:type="gramEnd"/>
+      <w:r>
+        <w:rPr>
+          <w:b/>
+          <w:bCs/>
+        </w:rPr>
+        <w:t xml:space="preserve"> </w:t>
       </w:r>
       <w:r>
         <w:rPr>
@@ -1693,7 +1869,15 @@
         <w:jc w:val="both"/>
       </w:pPr>
       <w:r>
-        <w:t xml:space="preserve">Thank you for your interest to participate in an immersive model session! </w:t>
+        <w:t xml:space="preserve">Thank you for your interest </w:t>
+      </w:r>
+      <w:proofErr w:type="gramStart"/>
+      <w:r>
+        <w:t>to participate</w:t>
+      </w:r>
+      <w:proofErr w:type="gramEnd"/>
+      <w:r>
+        <w:t xml:space="preserve"> in an immersive model session! </w:t>
       </w:r>
       <w:r>
         <w:t xml:space="preserve"> We have upcoming model sessions scheduled on:</w:t>
@@ -1728,7 +1912,15 @@
         <w:jc w:val="both"/>
       </w:pPr>
       <w:r>
-        <w:t>If none work, can you please suggest 1 or 2 alternative days/times?</w:t>
+        <w:t xml:space="preserve">If </w:t>
+      </w:r>
+      <w:proofErr w:type="gramStart"/>
+      <w:r>
+        <w:t>none</w:t>
+      </w:r>
+      <w:proofErr w:type="gramEnd"/>
+      <w:r>
+        <w:t xml:space="preserve"> work, can you please suggest 1 or 2 alternative days/times?</w:t>
       </w:r>
     </w:p>
     <w:p>
@@ -1771,8 +1963,13 @@
       <w:r>
         <w:t xml:space="preserve">who would be relevant to this work, </w:t>
       </w:r>
-      <w:r>
-        <w:t>In fact an immersive model session goes better with 2 to 4 collaborator</w:t>
+      <w:proofErr w:type="gramStart"/>
+      <w:r>
+        <w:t>In</w:t>
+      </w:r>
+      <w:proofErr w:type="gramEnd"/>
+      <w:r>
+        <w:t xml:space="preserve"> fact an immersive model session goes better with 2 to 4 collaborator</w:t>
       </w:r>
       <w:r>
         <w:t>s.</w:t>
@@ -1848,7 +2045,15 @@
         <w:jc w:val="both"/>
       </w:pPr>
       <w:r>
-        <w:t>We look forward to see you on ______!</w:t>
+        <w:t xml:space="preserve">We look forward to </w:t>
+      </w:r>
+      <w:proofErr w:type="gramStart"/>
+      <w:r>
+        <w:t>see</w:t>
+      </w:r>
+      <w:proofErr w:type="gramEnd"/>
+      <w:r>
+        <w:t xml:space="preserve"> you on ______!</w:t>
       </w:r>
     </w:p>
     <w:p>
@@ -2051,7 +2256,13 @@
         <w:jc w:val="both"/>
       </w:pPr>
       <w:r>
-        <w:t xml:space="preserve">[If yes], ask fornontact information. </w:t>
+        <w:t>[If yes], ask for</w:t>
+      </w:r>
+      <w:r>
+        <w:t xml:space="preserve"> c</w:t>
+      </w:r>
+      <w:r>
+        <w:t xml:space="preserve">ontact information. </w:t>
       </w:r>
     </w:p>
     <w:p>
@@ -2147,7 +2358,15 @@
         <w:jc w:val="both"/>
       </w:pPr>
       <w:r>
-        <w:t xml:space="preserve">Thank you for your interest to participate in an immersive model session! </w:t>
+        <w:t xml:space="preserve">Thank you for your interest </w:t>
+      </w:r>
+      <w:proofErr w:type="gramStart"/>
+      <w:r>
+        <w:t>to participate</w:t>
+      </w:r>
+      <w:proofErr w:type="gramEnd"/>
+      <w:r>
+        <w:t xml:space="preserve"> in an immersive model session! </w:t>
       </w:r>
       <w:r>
         <w:t>We have upcoming model sessions scheduled on:</w:t>
@@ -2181,7 +2400,15 @@
         <w:jc w:val="both"/>
       </w:pPr>
       <w:r>
-        <w:t>If none work, can you please suggest 1 or 2 alternative days/times?</w:t>
+        <w:t xml:space="preserve">If </w:t>
+      </w:r>
+      <w:proofErr w:type="gramStart"/>
+      <w:r>
+        <w:t>none</w:t>
+      </w:r>
+      <w:proofErr w:type="gramEnd"/>
+      <w:r>
+        <w:t xml:space="preserve"> work, can you please suggest 1 or 2 alternative days/times?</w:t>
       </w:r>
     </w:p>
     <w:p>
@@ -2218,8 +2445,13 @@
       <w:r>
         <w:t xml:space="preserve">someone you think who would be relevant to this work, </w:t>
       </w:r>
-      <w:r>
-        <w:t>In fact an immersive model session goes better with 2 to 4 collaborator</w:t>
+      <w:proofErr w:type="gramStart"/>
+      <w:r>
+        <w:t>In</w:t>
+      </w:r>
+      <w:proofErr w:type="gramEnd"/>
+      <w:r>
+        <w:t xml:space="preserve"> fact an immersive model session goes better with 2 to 4 collaborator</w:t>
       </w:r>
       <w:r>
         <w:t>s.</w:t>
@@ -2291,8 +2523,13 @@
       <w:r>
         <w:t xml:space="preserve">We look forward to </w:t>
       </w:r>
-      <w:r>
-        <w:t>schedule a model session</w:t>
+      <w:proofErr w:type="gramStart"/>
+      <w:r>
+        <w:t>schedule</w:t>
+      </w:r>
+      <w:proofErr w:type="gramEnd"/>
+      <w:r>
+        <w:t xml:space="preserve"> a model session</w:t>
       </w:r>
       <w:r>
         <w:t>!</w:t>
@@ -2534,21 +2771,7 @@
           <w:bCs/>
         </w:rPr>
         <w:lastRenderedPageBreak/>
-        <w:t xml:space="preserve">Summary/Results of prior work to share in a technical presentation, poster, field trip, etc. ahead of inviting people to join a new model session (p. </w:t>
-      </w:r>
-      <w:r>
-        <w:rPr>
-          <w:b/>
-          <w:bCs/>
-        </w:rPr>
-        <w:t>2</w:t>
-      </w:r>
-      <w:r>
-        <w:rPr>
-          <w:b/>
-          <w:bCs/>
-        </w:rPr>
-        <w:t xml:space="preserve"> of 2).</w:t>
+        <w:t>Summary/Results of prior work to share in a technical presentation, poster, field trip, etc. ahead of inviting people to join a new model session (p. 2 of 2).</w:t>
       </w:r>
     </w:p>
     <w:p>

--- a/IRB/ImmersiveModelingBearRiver-Invitations.docx
+++ b/IRB/ImmersiveModelingBearRiver-Invitations.docx
@@ -765,62 +765,16 @@
           <w:sz w:val="22"/>
           <w:szCs w:val="22"/>
         </w:rPr>
-        <w:t xml:space="preserve">We invite you to collaborate </w:t>
-      </w:r>
-      <w:proofErr w:type="gramStart"/>
-      <w:r>
-        <w:rPr>
-          <w:color w:val="1D1C1D"/>
-          <w:sz w:val="22"/>
-          <w:szCs w:val="22"/>
-        </w:rPr>
-        <w:t>in</w:t>
-      </w:r>
-      <w:proofErr w:type="gramEnd"/>
-      <w:r>
-        <w:rPr>
-          <w:color w:val="1D1C1D"/>
-          <w:sz w:val="22"/>
-          <w:szCs w:val="22"/>
-        </w:rPr>
-        <w:t xml:space="preserve"> an immersive online collaborative model session </w:t>
-      </w:r>
-      <w:proofErr w:type="gramStart"/>
-      <w:r>
-        <w:rPr>
-          <w:color w:val="1D1C1D"/>
-          <w:sz w:val="22"/>
-          <w:szCs w:val="22"/>
-        </w:rPr>
-        <w:t xml:space="preserve">for </w:t>
-      </w:r>
-      <w:r>
-        <w:rPr>
-          <w:color w:val="1D1C1D"/>
-          <w:sz w:val="22"/>
-          <w:szCs w:val="22"/>
-        </w:rPr>
-        <w:t>[[</w:t>
-      </w:r>
-      <w:proofErr w:type="gramEnd"/>
-      <w:r>
-        <w:rPr>
-          <w:color w:val="1D1C1D"/>
-          <w:sz w:val="22"/>
-          <w:szCs w:val="22"/>
-        </w:rPr>
-        <w:t xml:space="preserve">Describe the model in 1 or a few </w:t>
-      </w:r>
-      <w:proofErr w:type="gramStart"/>
-      <w:r>
-        <w:rPr>
-          <w:color w:val="1D1C1D"/>
-          <w:sz w:val="22"/>
-          <w:szCs w:val="22"/>
-        </w:rPr>
-        <w:t>sentences]]</w:t>
-      </w:r>
-      <w:proofErr w:type="gramEnd"/>
+        <w:t xml:space="preserve">We invite you to collaborate in an immersive online collaborative model session for </w:t>
+      </w:r>
+      <w:r>
+        <w:rPr>
+          <w:color w:val="1D1C1D"/>
+          <w:sz w:val="22"/>
+          <w:szCs w:val="22"/>
+        </w:rPr>
+        <w:t>[[Describe the model in 1 or a few sentences]]</w:t>
+      </w:r>
       <w:r>
         <w:rPr>
           <w:color w:val="1D1C1D"/>
@@ -940,6 +894,14 @@
         </w:rPr>
         <w:t>If you wish to collaborate in this study, please indicate your availability for any of these dates by response to this email.</w:t>
       </w:r>
+      <w:r>
+        <w:rPr>
+          <w:color w:val="1D1C1D"/>
+          <w:sz w:val="22"/>
+          <w:szCs w:val="22"/>
+        </w:rPr>
+        <w:tab/>
+      </w:r>
     </w:p>
     <w:p>
       <w:pPr>
@@ -956,25 +918,7 @@
           <w:sz w:val="22"/>
           <w:szCs w:val="22"/>
         </w:rPr>
-        <w:t xml:space="preserve">We hope you are available for at least one </w:t>
-      </w:r>
-      <w:proofErr w:type="gramStart"/>
-      <w:r>
-        <w:rPr>
-          <w:color w:val="1D1C1D"/>
-          <w:sz w:val="22"/>
-          <w:szCs w:val="22"/>
-        </w:rPr>
-        <w:t>model</w:t>
-      </w:r>
-      <w:proofErr w:type="gramEnd"/>
-      <w:r>
-        <w:rPr>
-          <w:color w:val="1D1C1D"/>
-          <w:sz w:val="22"/>
-          <w:szCs w:val="22"/>
-        </w:rPr>
-        <w:t xml:space="preserve"> session. If you have </w:t>
+        <w:t xml:space="preserve">We hope you are available for at least one model session. If you have </w:t>
       </w:r>
       <w:r>
         <w:rPr>
@@ -1079,25 +1023,7 @@
           <w:sz w:val="22"/>
           <w:szCs w:val="22"/>
         </w:rPr>
-        <w:t xml:space="preserve">We look forward to </w:t>
-      </w:r>
-      <w:proofErr w:type="gramStart"/>
-      <w:r>
-        <w:rPr>
-          <w:color w:val="1D1C1D"/>
-          <w:sz w:val="22"/>
-          <w:szCs w:val="22"/>
-        </w:rPr>
-        <w:t>hear</w:t>
-      </w:r>
-      <w:proofErr w:type="gramEnd"/>
-      <w:r>
-        <w:rPr>
-          <w:color w:val="1D1C1D"/>
-          <w:sz w:val="22"/>
-          <w:szCs w:val="22"/>
-        </w:rPr>
-        <w:t xml:space="preserve"> from you.</w:t>
+        <w:t>We look forward to hear from you.</w:t>
       </w:r>
     </w:p>
     <w:p>
@@ -1405,21 +1331,7 @@
         <w:rPr>
           <w:color w:val="000000" w:themeColor="text1"/>
         </w:rPr>
-        <w:t>[Follow up with questions such as “Why are you ...”, "Can you talk more about</w:t>
-      </w:r>
-      <w:proofErr w:type="gramStart"/>
-      <w:r>
-        <w:rPr>
-          <w:color w:val="000000" w:themeColor="text1"/>
-        </w:rPr>
-        <w:t xml:space="preserve"> ....?</w:t>
-      </w:r>
-      <w:proofErr w:type="gramEnd"/>
-      <w:r>
-        <w:rPr>
-          <w:color w:val="000000" w:themeColor="text1"/>
-        </w:rPr>
-        <w:t>"]</w:t>
+        <w:t>[Follow up with questions such as “Why are you ...”, "Can you talk more about ....?"]</w:t>
       </w:r>
     </w:p>
     <w:p>
@@ -1477,15 +1389,7 @@
         <w:t>cross-state water bank for Bear River Basin to explore how to get more water to Great Salt Lake</w:t>
       </w:r>
       <w:r>
-        <w:t xml:space="preserve">. We </w:t>
-      </w:r>
-      <w:proofErr w:type="gramStart"/>
-      <w:r>
-        <w:t>are wanting</w:t>
-      </w:r>
-      <w:proofErr w:type="gramEnd"/>
-      <w:r>
-        <w:t xml:space="preserve"> to learn about the possibilities and constraints of using this approach. </w:t>
+        <w:t xml:space="preserve">. We are wanting to learn about the possibilities and constraints of using this approach. </w:t>
       </w:r>
       <w:r>
         <w:t xml:space="preserve">We are using an immersive modeling method. </w:t>
@@ -1512,16 +1416,7 @@
           <w:sz w:val="22"/>
           <w:szCs w:val="22"/>
         </w:rPr>
-        <w:t xml:space="preserve">We will ask a few follow-up questions at the end </w:t>
-      </w:r>
-      <w:proofErr w:type="gramStart"/>
-      <w:r>
-        <w:rPr>
-          <w:color w:val="1D1C1D"/>
-          <w:sz w:val="22"/>
-          <w:szCs w:val="22"/>
-        </w:rPr>
-        <w:t>…</w:t>
+        <w:t>We will ask a few follow-up questions at the end …</w:t>
       </w:r>
       <w:r>
         <w:t xml:space="preserve"> </w:t>
@@ -1529,7 +1424,6 @@
       <w:r>
         <w:t>]</w:t>
       </w:r>
-      <w:proofErr w:type="gramEnd"/>
     </w:p>
     <w:p>
       <w:pPr>
@@ -1545,15 +1439,7 @@
         <w:jc w:val="both"/>
       </w:pPr>
       <w:r>
-        <w:t xml:space="preserve">[What] Would you be interested </w:t>
-      </w:r>
-      <w:proofErr w:type="gramStart"/>
-      <w:r>
-        <w:t>to join</w:t>
-      </w:r>
-      <w:proofErr w:type="gramEnd"/>
-      <w:r>
-        <w:t xml:space="preserve"> a 2-hour model session?</w:t>
+        <w:t>[What] Would you be interested to join a 2-hour model session?</w:t>
       </w:r>
     </w:p>
     <w:p>
@@ -1626,23 +1512,7 @@
           <w:b/>
           <w:bCs/>
         </w:rPr>
-        <w:t xml:space="preserve">If </w:t>
-      </w:r>
-      <w:proofErr w:type="gramStart"/>
-      <w:r>
-        <w:rPr>
-          <w:b/>
-          <w:bCs/>
-        </w:rPr>
-        <w:t>Yes</w:t>
-      </w:r>
-      <w:proofErr w:type="gramEnd"/>
-      <w:r>
-        <w:rPr>
-          <w:b/>
-          <w:bCs/>
-        </w:rPr>
-        <w:t>].</w:t>
+        <w:t>If Yes].</w:t>
       </w:r>
     </w:p>
     <w:p/>
@@ -1771,21 +1641,12 @@
         </w:rPr>
         <w:t xml:space="preserve"> to people who </w:t>
       </w:r>
-      <w:proofErr w:type="gramStart"/>
-      <w:r>
-        <w:rPr>
-          <w:b/>
-          <w:bCs/>
-        </w:rPr>
-        <w:t>said</w:t>
-      </w:r>
-      <w:proofErr w:type="gramEnd"/>
-      <w:r>
-        <w:rPr>
-          <w:b/>
-          <w:bCs/>
-        </w:rPr>
-        <w:t xml:space="preserve"> </w:t>
+      <w:r>
+        <w:rPr>
+          <w:b/>
+          <w:bCs/>
+        </w:rPr>
+        <w:t xml:space="preserve">said </w:t>
       </w:r>
       <w:r>
         <w:rPr>
@@ -1815,21 +1676,12 @@
         </w:rPr>
         <w:t xml:space="preserve"> and </w:t>
       </w:r>
-      <w:proofErr w:type="gramStart"/>
-      <w:r>
-        <w:rPr>
-          <w:b/>
-          <w:bCs/>
-        </w:rPr>
-        <w:t>scheduled</w:t>
-      </w:r>
-      <w:proofErr w:type="gramEnd"/>
-      <w:r>
-        <w:rPr>
-          <w:b/>
-          <w:bCs/>
-        </w:rPr>
-        <w:t xml:space="preserve"> </w:t>
+      <w:r>
+        <w:rPr>
+          <w:b/>
+          <w:bCs/>
+        </w:rPr>
+        <w:t xml:space="preserve">scheduled </w:t>
       </w:r>
       <w:r>
         <w:rPr>
@@ -1869,15 +1721,7 @@
         <w:jc w:val="both"/>
       </w:pPr>
       <w:r>
-        <w:t xml:space="preserve">Thank you for your interest </w:t>
-      </w:r>
-      <w:proofErr w:type="gramStart"/>
-      <w:r>
-        <w:t>to participate</w:t>
-      </w:r>
-      <w:proofErr w:type="gramEnd"/>
-      <w:r>
-        <w:t xml:space="preserve"> in an immersive model session! </w:t>
+        <w:t xml:space="preserve">Thank you for your interest to participate in an immersive model session! </w:t>
       </w:r>
       <w:r>
         <w:t xml:space="preserve"> We have upcoming model sessions scheduled on:</w:t>
@@ -1912,15 +1756,7 @@
         <w:jc w:val="both"/>
       </w:pPr>
       <w:r>
-        <w:t xml:space="preserve">If </w:t>
-      </w:r>
-      <w:proofErr w:type="gramStart"/>
-      <w:r>
-        <w:t>none</w:t>
-      </w:r>
-      <w:proofErr w:type="gramEnd"/>
-      <w:r>
-        <w:t xml:space="preserve"> work, can you please suggest 1 or 2 alternative days/times?</w:t>
+        <w:t>If none work, can you please suggest 1 or 2 alternative days/times?</w:t>
       </w:r>
     </w:p>
     <w:p>
@@ -1963,13 +1799,8 @@
       <w:r>
         <w:t xml:space="preserve">who would be relevant to this work, </w:t>
       </w:r>
-      <w:proofErr w:type="gramStart"/>
-      <w:r>
-        <w:t>In</w:t>
-      </w:r>
-      <w:proofErr w:type="gramEnd"/>
-      <w:r>
-        <w:t xml:space="preserve"> fact an immersive model session goes better with 2 to 4 collaborator</w:t>
+      <w:r>
+        <w:t>In fact an immersive model session goes better with 2 to 4 collaborator</w:t>
       </w:r>
       <w:r>
         <w:t>s.</w:t>
@@ -2045,15 +1876,7 @@
         <w:jc w:val="both"/>
       </w:pPr>
       <w:r>
-        <w:t xml:space="preserve">We look forward to </w:t>
-      </w:r>
-      <w:proofErr w:type="gramStart"/>
-      <w:r>
-        <w:t>see</w:t>
-      </w:r>
-      <w:proofErr w:type="gramEnd"/>
-      <w:r>
-        <w:t xml:space="preserve"> you on ______!</w:t>
+        <w:t>We look forward to see you on ______!</w:t>
       </w:r>
     </w:p>
     <w:p>
@@ -2102,7 +1925,33 @@
           <w:bCs/>
           <w:color w:val="1D1C1D"/>
         </w:rPr>
-        <w:t xml:space="preserve">Invite as part of a technical presentation, poster, field trip, et </w:t>
+        <w:t xml:space="preserve">Invite as part of a technical presentation, poster, field trip, </w:t>
+      </w:r>
+      <w:proofErr w:type="spellStart"/>
+      <w:r>
+        <w:rPr>
+          <w:b/>
+          <w:bCs/>
+          <w:color w:val="1D1C1D"/>
+        </w:rPr>
+        <w:t>et</w:t>
+      </w:r>
+      <w:r>
+        <w:rPr>
+          <w:b/>
+          <w:bCs/>
+          <w:color w:val="1D1C1D"/>
+        </w:rPr>
+        <w:t>c</w:t>
+      </w:r>
+      <w:proofErr w:type="spellEnd"/>
+      <w:r>
+        <w:rPr>
+          <w:b/>
+          <w:bCs/>
+          <w:color w:val="1D1C1D"/>
+        </w:rPr>
+        <w:t xml:space="preserve"> </w:t>
       </w:r>
       <w:r>
         <w:rPr>
